--- a/TraditionalChineseMedicineOntologyBasedonReasoner/提示词工程.docx
+++ b/TraditionalChineseMedicineOntologyBasedonReasoner/提示词工程.docx
@@ -110,6 +110,205 @@
           <w:lang w:val="en-US" w:eastAsia="zh-CN"/>
         </w:rPr>
       </w:pPr>
+      <w:r>
+        <w:rPr>
+          <w:rFonts w:hint="default" w:ascii="宋体" w:hAnsi="宋体" w:eastAsia="宋体" w:cs="宋体"/>
+          <w:sz w:val="24"/>
+          <w:szCs w:val="24"/>
+          <w:lang w:val="en-US" w:eastAsia="zh-CN"/>
+        </w:rPr>
+        <w:t>几个修改建议：所有的IRI用拼音，不用汉字；2. 按照设计的顶级类，合理把对象放到相关的顶级内类；3. 采用“最小本体承诺”的设计原则：TBox 只定义最基本的不可再分的概念，方证等复杂概念用这些原子概念的交、并、补等构造子来描述；重新输出完整本体，不允许省略，要有依据，不能瞎编</w:t>
+      </w:r>
+    </w:p>
+    <w:p>
+      <w:pPr>
+        <w:numPr>
+          <w:ilvl w:val="0"/>
+          <w:numId w:val="1"/>
+        </w:numPr>
+        <w:rPr>
+          <w:rFonts w:hint="default" w:ascii="宋体" w:hAnsi="宋体" w:eastAsia="宋体" w:cs="宋体"/>
+          <w:sz w:val="24"/>
+          <w:szCs w:val="24"/>
+          <w:lang w:val="en-US" w:eastAsia="zh-CN"/>
+        </w:rPr>
+      </w:pPr>
+      <w:r>
+        <w:rPr>
+          <w:rFonts w:hint="default" w:ascii="宋体" w:hAnsi="宋体" w:eastAsia="宋体" w:cs="宋体"/>
+          <w:sz w:val="24"/>
+          <w:szCs w:val="24"/>
+          <w:lang w:val="en-US" w:eastAsia="zh-CN"/>
+        </w:rPr>
+        <w:t>把这个八纲中定义的类在当前的tcm-core.owl中是否都有？没有的话补充进去，不改变当前tcm-core.owl已有类的定义，新增的类按照已有类的定义进行重新定义</w:t>
+      </w:r>
+      <w:r>
+        <w:rPr>
+          <w:rFonts w:hint="eastAsia" w:ascii="宋体" w:hAnsi="宋体" w:eastAsia="宋体" w:cs="宋体"/>
+          <w:sz w:val="24"/>
+          <w:szCs w:val="24"/>
+          <w:lang w:val="en-US" w:eastAsia="zh-CN"/>
+        </w:rPr>
+        <w:t>，不是简单的检查是否没有，而是只是增加需要增加的，有些相同含义的就不要增加，我们用不到的类就不要增加</w:t>
+      </w:r>
+    </w:p>
+    <w:p>
+      <w:pPr>
+        <w:numPr>
+          <w:ilvl w:val="0"/>
+          <w:numId w:val="1"/>
+        </w:numPr>
+        <w:rPr>
+          <w:rFonts w:hint="default" w:ascii="宋体" w:hAnsi="宋体" w:eastAsia="宋体" w:cs="宋体"/>
+          <w:sz w:val="24"/>
+          <w:szCs w:val="24"/>
+          <w:lang w:val="en-US" w:eastAsia="zh-CN"/>
+        </w:rPr>
+      </w:pPr>
+      <w:r>
+        <w:rPr>
+          <w:rFonts w:hint="default" w:ascii="宋体" w:hAnsi="宋体" w:eastAsia="宋体" w:cs="宋体"/>
+          <w:sz w:val="24"/>
+          <w:szCs w:val="24"/>
+          <w:lang w:val="en-US" w:eastAsia="zh-CN"/>
+        </w:rPr>
+        <w:t>上面是最新的设计的本体（tcm-core.owl</w:t>
+      </w:r>
+      <w:r>
+        <w:rPr>
+          <w:rFonts w:hint="eastAsia" w:ascii="宋体" w:hAnsi="宋体" w:eastAsia="宋体" w:cs="宋体"/>
+          <w:sz w:val="24"/>
+          <w:szCs w:val="24"/>
+          <w:lang w:val="en-US" w:eastAsia="zh-CN"/>
+        </w:rPr>
+        <w:t>，</w:t>
+      </w:r>
+      <w:r>
+        <w:rPr>
+          <w:rFonts w:hint="default" w:ascii="宋体" w:hAnsi="宋体" w:eastAsia="宋体" w:cs="宋体"/>
+          <w:sz w:val="24"/>
+          <w:szCs w:val="24"/>
+          <w:lang w:val="en-US" w:eastAsia="zh-CN"/>
+        </w:rPr>
+        <w:t>tcm-fangji.owl</w:t>
+      </w:r>
+      <w:r>
+        <w:rPr>
+          <w:rFonts w:hint="eastAsia" w:ascii="宋体" w:hAnsi="宋体" w:eastAsia="宋体" w:cs="宋体"/>
+          <w:sz w:val="24"/>
+          <w:szCs w:val="24"/>
+          <w:lang w:val="en-US" w:eastAsia="zh-CN"/>
+        </w:rPr>
+        <w:t>，</w:t>
+      </w:r>
+      <w:r>
+        <w:rPr>
+          <w:rFonts w:hint="default" w:ascii="宋体" w:hAnsi="宋体" w:eastAsia="宋体" w:cs="宋体"/>
+          <w:sz w:val="24"/>
+          <w:szCs w:val="24"/>
+          <w:lang w:val="en-US" w:eastAsia="zh-CN"/>
+        </w:rPr>
+        <w:t>tcm-fangzheng-jianjia.owl</w:t>
+      </w:r>
+      <w:r>
+        <w:rPr>
+          <w:rFonts w:hint="eastAsia" w:ascii="宋体" w:hAnsi="宋体" w:eastAsia="宋体" w:cs="宋体"/>
+          <w:sz w:val="24"/>
+          <w:szCs w:val="24"/>
+          <w:lang w:val="en-US" w:eastAsia="zh-CN"/>
+        </w:rPr>
+        <w:t>，</w:t>
+      </w:r>
+      <w:r>
+        <w:rPr>
+          <w:rFonts w:hint="default" w:ascii="宋体" w:hAnsi="宋体" w:eastAsia="宋体" w:cs="宋体"/>
+          <w:sz w:val="24"/>
+          <w:szCs w:val="24"/>
+          <w:lang w:val="en-US" w:eastAsia="zh-CN"/>
+        </w:rPr>
+        <w:t>tcm-maixiang.owl</w:t>
+      </w:r>
+      <w:r>
+        <w:rPr>
+          <w:rFonts w:hint="eastAsia" w:ascii="宋体" w:hAnsi="宋体" w:eastAsia="宋体" w:cs="宋体"/>
+          <w:sz w:val="24"/>
+          <w:szCs w:val="24"/>
+          <w:lang w:val="en-US" w:eastAsia="zh-CN"/>
+        </w:rPr>
+        <w:t>，</w:t>
+      </w:r>
+      <w:r>
+        <w:rPr>
+          <w:rFonts w:hint="default" w:ascii="宋体" w:hAnsi="宋体" w:eastAsia="宋体" w:cs="宋体"/>
+          <w:sz w:val="24"/>
+          <w:szCs w:val="24"/>
+          <w:lang w:val="en-US" w:eastAsia="zh-CN"/>
+        </w:rPr>
+        <w:t>tcm-shexiang-abox.owl</w:t>
+      </w:r>
+      <w:r>
+        <w:rPr>
+          <w:rFonts w:hint="eastAsia" w:ascii="宋体" w:hAnsi="宋体" w:eastAsia="宋体" w:cs="宋体"/>
+          <w:sz w:val="24"/>
+          <w:szCs w:val="24"/>
+          <w:lang w:val="en-US" w:eastAsia="zh-CN"/>
+        </w:rPr>
+        <w:t>，</w:t>
+      </w:r>
+      <w:r>
+        <w:rPr>
+          <w:rFonts w:hint="default" w:ascii="宋体" w:hAnsi="宋体" w:eastAsia="宋体" w:cs="宋体"/>
+          <w:sz w:val="24"/>
+          <w:szCs w:val="24"/>
+          <w:lang w:val="en-US" w:eastAsia="zh-CN"/>
+        </w:rPr>
+        <w:t>tcm-shexiang.owl</w:t>
+      </w:r>
+      <w:r>
+        <w:rPr>
+          <w:rFonts w:hint="eastAsia" w:ascii="宋体" w:hAnsi="宋体" w:eastAsia="宋体" w:cs="宋体"/>
+          <w:sz w:val="24"/>
+          <w:szCs w:val="24"/>
+          <w:lang w:val="en-US" w:eastAsia="zh-CN"/>
+        </w:rPr>
+        <w:t>，</w:t>
+      </w:r>
+      <w:r>
+        <w:rPr>
+          <w:rFonts w:hint="default" w:ascii="宋体" w:hAnsi="宋体" w:eastAsia="宋体" w:cs="宋体"/>
+          <w:sz w:val="24"/>
+          <w:szCs w:val="24"/>
+          <w:lang w:val="en-US" w:eastAsia="zh-CN"/>
+        </w:rPr>
+        <w:t>tcm-yaowu.owl</w:t>
+      </w:r>
+      <w:r>
+        <w:rPr>
+          <w:rFonts w:hint="eastAsia" w:ascii="宋体" w:hAnsi="宋体" w:eastAsia="宋体" w:cs="宋体"/>
+          <w:sz w:val="24"/>
+          <w:szCs w:val="24"/>
+          <w:lang w:val="en-US" w:eastAsia="zh-CN"/>
+        </w:rPr>
+        <w:t>，</w:t>
+      </w:r>
+      <w:r>
+        <w:rPr>
+          <w:rFonts w:hint="default" w:ascii="宋体" w:hAnsi="宋体" w:eastAsia="宋体" w:cs="宋体"/>
+          <w:sz w:val="24"/>
+          <w:szCs w:val="24"/>
+          <w:lang w:val="en-US" w:eastAsia="zh-CN"/>
+        </w:rPr>
+        <w:t>tcm-yaozheng.owltcm-zhengzhuang-abox.owl</w:t>
+      </w:r>
+      <w:r>
+        <w:rPr>
+          <w:rFonts w:hint="eastAsia" w:ascii="宋体" w:hAnsi="宋体" w:eastAsia="宋体" w:cs="宋体"/>
+          <w:sz w:val="24"/>
+          <w:szCs w:val="24"/>
+          <w:lang w:val="en-US" w:eastAsia="zh-CN"/>
+        </w:rPr>
+        <w:t>，</w:t>
+      </w:r>
       <w:bookmarkStart w:id="0" w:name="_GoBack"/>
       <w:bookmarkEnd w:id="0"/>
       <w:r>
@@ -119,7 +318,7 @@
           <w:szCs w:val="24"/>
           <w:lang w:val="en-US" w:eastAsia="zh-CN"/>
         </w:rPr>
-        <w:t>几个修改建议：所有的IRI用拼音，不用汉字；2. 按照设计的顶级类，合理把对象放到相关的顶级内类；3. 采用“最小本体承诺”的设计原则：TBox 只定义最基本的不可再分的概念，方证等复杂概念用这些原子概念的交、并、补等构造子来描述；重新输出完整本体，不允许省略，要有依据，不能瞎编</w:t>
+        <w:t>tcm-zhengzhuang.owl），这些本体来自于这个本体tcm.owl，被分隔的本体，每个本体有自己的前缀，批量逐个检查每个实体，确保其前缀是正确的，和tcm.owl的一致</w:t>
       </w:r>
     </w:p>
     <w:sectPr>
